--- a/fouga/FOUGA_CM170_COLLECTE/FOUGA_CM170_Section_I_Description.docx
+++ b/fouga/FOUGA_CM170_COLLECTE/FOUGA_CM170_Section_I_Description.docx
@@ -2258,7 +2258,7 @@
           <w:sz w:val="22"/>
           <w:szCs w:val="22"/>
         </w:rPr>
-        <w:t xml:space="preserve">Capacité — Avant</w:t>
+        <w:t xml:space="preserve">Capacité - Avant</w:t>
       </w:r>
       <w:r>
         <w:rPr>
@@ -2283,7 +2283,7 @@
           <w:sz w:val="22"/>
           <w:szCs w:val="22"/>
         </w:rPr>
-        <w:t xml:space="preserve">Capacité — Arrière</w:t>
+        <w:t xml:space="preserve">Capacité - Arrière</w:t>
       </w:r>
       <w:r>
         <w:rPr>
@@ -2308,7 +2308,7 @@
           <w:sz w:val="22"/>
           <w:szCs w:val="22"/>
         </w:rPr>
-        <w:t xml:space="preserve">Capacité — Total</w:t>
+        <w:t xml:space="preserve">Capacité - Total</w:t>
       </w:r>
       <w:r>
         <w:rPr>
@@ -2373,7 +2373,7 @@
           <w:sz w:val="22"/>
           <w:szCs w:val="22"/>
         </w:rPr>
-        <w:t xml:space="preserve">Réservoirs de bouts d’ailes — Nombre</w:t>
+        <w:t xml:space="preserve">Réservoirs de bouts d’ailes - Nombre</w:t>
       </w:r>
       <w:r>
         <w:rPr>
@@ -2417,7 +2417,7 @@
           <w:sz w:val="22"/>
           <w:szCs w:val="22"/>
         </w:rPr>
-        <w:t xml:space="preserve">– Capacité unitaire</w:t>
+        <w:t xml:space="preserve">- Capacité unitaire</w:t>
       </w:r>
       <w:r>
         <w:rPr>
@@ -2442,7 +2442,7 @@
           <w:sz w:val="22"/>
           <w:szCs w:val="22"/>
         </w:rPr>
-        <w:t xml:space="preserve">– Combustible inconsommable</w:t>
+        <w:t xml:space="preserve">- Combustible inconsommable</w:t>
       </w:r>
       <w:r>
         <w:rPr>
@@ -2464,7 +2464,7 @@
           <w:sz w:val="22"/>
           <w:szCs w:val="22"/>
         </w:rPr>
-        <w:t xml:space="preserve">– Vidange par vide-vite à commande électrique avec possibilité d’arrêt de la vidange</w:t>
+        <w:t xml:space="preserve">- Vidange par vide-vite à commande électrique avec possibilité d’arrêt de la vidange</w:t>
       </w:r>
     </w:p>
     <w:p>
@@ -2500,7 +2500,7 @@
           <w:sz w:val="22"/>
           <w:szCs w:val="22"/>
         </w:rPr>
-        <w:t xml:space="preserve">– Capacité unitaire</w:t>
+        <w:t xml:space="preserve">- Capacité unitaire</w:t>
       </w:r>
       <w:r>
         <w:rPr>
@@ -2525,7 +2525,7 @@
           <w:sz w:val="22"/>
           <w:szCs w:val="22"/>
         </w:rPr>
-        <w:t xml:space="preserve">– Combustible inconsommable</w:t>
+        <w:t xml:space="preserve">- Combustible inconsommable</w:t>
       </w:r>
       <w:r>
         <w:rPr>
@@ -2547,7 +2547,7 @@
           <w:sz w:val="22"/>
           <w:szCs w:val="22"/>
         </w:rPr>
-        <w:t xml:space="preserve">– Vidange par vide-vite à commande électrique ne pouvant être interrompue en vol</w:t>
+        <w:t xml:space="preserve">- Vidange par vide-vite à commande électrique ne pouvant être interrompue en vol</w:t>
       </w:r>
     </w:p>
     <w:p>
@@ -3534,55 +3534,43 @@
     <w:p>
       <w:pPr>
         <w:pStyle w:val="ListParagraph"/>
-        <w:numPr>
-          <w:ilvl w:val="0"/>
-          <w:numId w:val="2"/>
-        </w:numPr>
-        <w:spacing w:after="0"/>
-      </w:pPr>
-      <w:r>
-        <w:rPr>
-          <w:rFonts w:ascii="Arial" w:cs="Arial" w:eastAsia="Arial" w:hAnsi="Arial"/>
-          <w:sz w:val="22"/>
-          <w:szCs w:val="22"/>
-        </w:rPr>
-        <w:t xml:space="preserve">un bouton de test — Quand on appuie sur ce bouton à l’un des 2 postes de pilotage, les lampes rouges et vertes doivent s’allumer aux 2 postes.</w:t>
-      </w:r>
-    </w:p>
-    <w:p>
-      <w:pPr>
-        <w:pStyle w:val="ListParagraph"/>
-        <w:numPr>
-          <w:ilvl w:val="0"/>
-          <w:numId w:val="2"/>
-        </w:numPr>
-        <w:spacing w:after="0"/>
-      </w:pPr>
-      <w:r>
-        <w:rPr>
-          <w:rFonts w:ascii="Arial" w:cs="Arial" w:eastAsia="Arial" w:hAnsi="Arial"/>
-          <w:sz w:val="22"/>
-          <w:szCs w:val="22"/>
-        </w:rPr>
-        <w:t xml:space="preserve">un commutateur vertical à 2 positions 1 et 2 — qui sert à démasquer sur chaque tableau, soit l’un, soit l’autre des groupes de 3 lampes vertes.</w:t>
-      </w:r>
-    </w:p>
-    <w:p>
-      <w:pPr>
-        <w:pStyle w:val="ListParagraph"/>
-        <w:numPr>
-          <w:ilvl w:val="0"/>
-          <w:numId w:val="2"/>
-        </w:numPr>
-        <w:spacing w:after="0"/>
-      </w:pPr>
-      <w:r>
-        <w:rPr>
-          <w:rFonts w:ascii="Arial" w:cs="Arial" w:eastAsia="Arial" w:hAnsi="Arial"/>
-          <w:sz w:val="22"/>
-          <w:szCs w:val="22"/>
-        </w:rPr>
-        <w:t xml:space="preserve">un commutateur horizontal à 3 positions, 1, 2 et 3, qui sert pour chaque poste à réduire l’éclat des lampes en vol de nuit.</w:t>
+        <w:spacing w:after="0"/>
+      </w:pPr>
+      <w:r>
+        <w:rPr>
+          <w:rFonts w:ascii="Arial" w:cs="Arial" w:eastAsia="Arial" w:hAnsi="Arial"/>
+          <w:sz w:val="22"/>
+          <w:szCs w:val="22"/>
+        </w:rPr>
+        <w:t xml:space="preserve">1) un bouton de test - Quand on appuie sur ce bouton à l’un des 2 postes de pilotage, les lampes rouges et vertes doivent s’allumer aux 2 postes.</w:t>
+      </w:r>
+    </w:p>
+    <w:p>
+      <w:pPr>
+        <w:pStyle w:val="ListParagraph"/>
+        <w:spacing w:after="0"/>
+      </w:pPr>
+      <w:r>
+        <w:rPr>
+          <w:rFonts w:ascii="Arial" w:cs="Arial" w:eastAsia="Arial" w:hAnsi="Arial"/>
+          <w:sz w:val="22"/>
+          <w:szCs w:val="22"/>
+        </w:rPr>
+        <w:t xml:space="preserve">2) un commutateur vertical à 2 positions 1 et 2 - qui sert à démasquer sur chaque tableau, soit l’un, soit l’autre des groupes de 3 lampes vertes.</w:t>
+      </w:r>
+    </w:p>
+    <w:p>
+      <w:pPr>
+        <w:pStyle w:val="ListParagraph"/>
+        <w:spacing w:after="0"/>
+      </w:pPr>
+      <w:r>
+        <w:rPr>
+          <w:rFonts w:ascii="Arial" w:cs="Arial" w:eastAsia="Arial" w:hAnsi="Arial"/>
+          <w:sz w:val="22"/>
+          <w:szCs w:val="22"/>
+        </w:rPr>
+        <w:t xml:space="preserve">3) un commutateur horizontal à 3 positions, 1, 2 et 3, qui sert pour chaque poste à réduire l’éclat des lampes en vol de nuit.</w:t>
       </w:r>
     </w:p>
     <w:p>
@@ -3750,55 +3738,43 @@
     <w:p>
       <w:pPr>
         <w:pStyle w:val="ListParagraph"/>
-        <w:numPr>
-          <w:ilvl w:val="0"/>
-          <w:numId w:val="2"/>
-        </w:numPr>
-        <w:spacing w:after="0"/>
-      </w:pPr>
-      <w:r>
-        <w:rPr>
-          <w:rFonts w:ascii="Arial" w:cs="Arial" w:eastAsia="Arial" w:hAnsi="Arial"/>
-          <w:sz w:val="22"/>
-          <w:szCs w:val="22"/>
-        </w:rPr>
-        <w:t xml:space="preserve">Il est interdit d’agir simultanément sur les freins à pied et sur le frein de parc, car ceci aurait pour effet de maintenir les tiroirs de secours dans une position où ils empêchent toute alimentation du frein.</w:t>
-      </w:r>
-    </w:p>
-    <w:p>
-      <w:pPr>
-        <w:pStyle w:val="ListParagraph"/>
-        <w:numPr>
-          <w:ilvl w:val="0"/>
-          <w:numId w:val="2"/>
-        </w:numPr>
-        <w:spacing w:after="0"/>
-      </w:pPr>
-      <w:r>
-        <w:rPr>
-          <w:rFonts w:ascii="Arial" w:cs="Arial" w:eastAsia="Arial" w:hAnsi="Arial"/>
-          <w:sz w:val="22"/>
-          <w:szCs w:val="22"/>
-        </w:rPr>
-        <w:t xml:space="preserve">En cas de panne de l’installation hydraulique, lorsque la pression dans le circuit de génération (accu tampon) est 110 hpz, le dernier coup de frein à pied la fait chuter à zéro. Il en est de même pour l’accu de frein de parc lorsque la pression est de 90 hpz.</w:t>
-      </w:r>
-    </w:p>
-    <w:p>
-      <w:pPr>
-        <w:pStyle w:val="ListParagraph"/>
-        <w:numPr>
-          <w:ilvl w:val="0"/>
-          <w:numId w:val="2"/>
-        </w:numPr>
-        <w:spacing w:after="0"/>
-      </w:pPr>
-      <w:r>
-        <w:rPr>
-          <w:rFonts w:ascii="Arial" w:cs="Arial" w:eastAsia="Arial" w:hAnsi="Arial"/>
-          <w:sz w:val="22"/>
-          <w:szCs w:val="22"/>
-        </w:rPr>
-        <w:t xml:space="preserve">Lorsque le circuit de génération est en panne, l’accu de frein de parc gonflé à 250 hpz, environ 20 coups de frein.</w:t>
+        <w:spacing w:after="0"/>
+      </w:pPr>
+      <w:r>
+        <w:rPr>
+          <w:rFonts w:ascii="Arial" w:cs="Arial" w:eastAsia="Arial" w:hAnsi="Arial"/>
+          <w:sz w:val="22"/>
+          <w:szCs w:val="22"/>
+        </w:rPr>
+        <w:t xml:space="preserve">1) Il est interdit d’agir simultanément sur les freins à pied et sur le frein de parc, car ceci aurait pour effet de maintenir les tiroirs de secours dans une position où ils empêchent toute alimentation du frein.</w:t>
+      </w:r>
+    </w:p>
+    <w:p>
+      <w:pPr>
+        <w:pStyle w:val="ListParagraph"/>
+        <w:spacing w:after="0"/>
+      </w:pPr>
+      <w:r>
+        <w:rPr>
+          <w:rFonts w:ascii="Arial" w:cs="Arial" w:eastAsia="Arial" w:hAnsi="Arial"/>
+          <w:sz w:val="22"/>
+          <w:szCs w:val="22"/>
+        </w:rPr>
+        <w:t xml:space="preserve">2) En cas de panne de l’installation hydraulique, lorsque la pression dans le circuit de génération (accu tampon) est 110 hpz, le dernier coup de frein à pied la fait chuter à zéro. Il en est de même pour l’accu de frein de parc lorsque la pression est de 90 hpz.</w:t>
+      </w:r>
+    </w:p>
+    <w:p>
+      <w:pPr>
+        <w:pStyle w:val="ListParagraph"/>
+        <w:spacing w:after="0"/>
+      </w:pPr>
+      <w:r>
+        <w:rPr>
+          <w:rFonts w:ascii="Arial" w:cs="Arial" w:eastAsia="Arial" w:hAnsi="Arial"/>
+          <w:sz w:val="22"/>
+          <w:szCs w:val="22"/>
+        </w:rPr>
+        <w:t xml:space="preserve">3) Lorsque le circuit de génération est en panne, l’accu de frein de parc gonflé à 250 hpz, environ 20 coups de frein.</w:t>
       </w:r>
     </w:p>
     <w:p>
@@ -7193,7 +7169,7 @@
           <w:sz w:val="22"/>
           <w:szCs w:val="22"/>
         </w:rPr>
-        <w:t xml:space="preserve">Planche de bord — Elle comporte les instruments suivants :</w:t>
+        <w:t xml:space="preserve">Planche de bord - Elle comporte les instruments suivants :</w:t>
       </w:r>
     </w:p>
     <w:p>
@@ -7626,7 +7602,7 @@
           <w:sz w:val="22"/>
           <w:szCs w:val="22"/>
         </w:rPr>
-        <w:t xml:space="preserve">Banquette latérale droite — Elle comporte :</w:t>
+        <w:t xml:space="preserve">Banquette latérale droite - Elle comporte :</w:t>
       </w:r>
     </w:p>
     <w:p>
@@ -8461,61 +8437,61 @@
           <w:sz w:val="22"/>
           <w:szCs w:val="22"/>
         </w:rPr>
-        <w:t xml:space="preserve">FIXE — Apparition du réticule fixe seulement.</w:t>
-      </w:r>
-    </w:p>
-    <w:p>
-      <w:pPr>
-        <w:pStyle w:val="ListParagraph"/>
-        <w:numPr>
-          <w:ilvl w:val="0"/>
-          <w:numId w:val="2"/>
-        </w:numPr>
-        <w:spacing w:after="0"/>
-      </w:pPr>
-      <w:r>
-        <w:rPr>
-          <w:rFonts w:ascii="Arial" w:cs="Arial" w:eastAsia="Arial" w:hAnsi="Arial"/>
-          <w:sz w:val="22"/>
-          <w:szCs w:val="22"/>
-        </w:rPr>
-        <w:t xml:space="preserve">FIXE et GYRO — Fonctionnement des deux réticules fixe et mobile.</w:t>
-      </w:r>
-    </w:p>
-    <w:p>
-      <w:pPr>
-        <w:pStyle w:val="ListParagraph"/>
-        <w:numPr>
-          <w:ilvl w:val="0"/>
-          <w:numId w:val="2"/>
-        </w:numPr>
-        <w:spacing w:after="0"/>
-      </w:pPr>
-      <w:r>
-        <w:rPr>
-          <w:rFonts w:ascii="Arial" w:cs="Arial" w:eastAsia="Arial" w:hAnsi="Arial"/>
-          <w:sz w:val="22"/>
-          <w:szCs w:val="22"/>
-        </w:rPr>
-        <w:t xml:space="preserve">GYRO JOUR — Fonctionnement du réticule mobile seul.</w:t>
-      </w:r>
-    </w:p>
-    <w:p>
-      <w:pPr>
-        <w:pStyle w:val="ListParagraph"/>
-        <w:numPr>
-          <w:ilvl w:val="0"/>
-          <w:numId w:val="2"/>
-        </w:numPr>
-        <w:spacing w:after="0"/>
-      </w:pPr>
-      <w:r>
-        <w:rPr>
-          <w:rFonts w:ascii="Arial" w:cs="Arial" w:eastAsia="Arial" w:hAnsi="Arial"/>
-          <w:sz w:val="22"/>
-          <w:szCs w:val="22"/>
-        </w:rPr>
-        <w:t xml:space="preserve">RADAR — Sans objet sur CM 170.</w:t>
+        <w:t xml:space="preserve">FIXE - Apparition du réticule fixe seulement.</w:t>
+      </w:r>
+    </w:p>
+    <w:p>
+      <w:pPr>
+        <w:pStyle w:val="ListParagraph"/>
+        <w:numPr>
+          <w:ilvl w:val="0"/>
+          <w:numId w:val="2"/>
+        </w:numPr>
+        <w:spacing w:after="0"/>
+      </w:pPr>
+      <w:r>
+        <w:rPr>
+          <w:rFonts w:ascii="Arial" w:cs="Arial" w:eastAsia="Arial" w:hAnsi="Arial"/>
+          <w:sz w:val="22"/>
+          <w:szCs w:val="22"/>
+        </w:rPr>
+        <w:t xml:space="preserve">FIXE et GYRO - Fonctionnement des deux réticules fixe et mobile.</w:t>
+      </w:r>
+    </w:p>
+    <w:p>
+      <w:pPr>
+        <w:pStyle w:val="ListParagraph"/>
+        <w:numPr>
+          <w:ilvl w:val="0"/>
+          <w:numId w:val="2"/>
+        </w:numPr>
+        <w:spacing w:after="0"/>
+      </w:pPr>
+      <w:r>
+        <w:rPr>
+          <w:rFonts w:ascii="Arial" w:cs="Arial" w:eastAsia="Arial" w:hAnsi="Arial"/>
+          <w:sz w:val="22"/>
+          <w:szCs w:val="22"/>
+        </w:rPr>
+        <w:t xml:space="preserve">GYRO JOUR - Fonctionnement du réticule mobile seul.</w:t>
+      </w:r>
+    </w:p>
+    <w:p>
+      <w:pPr>
+        <w:pStyle w:val="ListParagraph"/>
+        <w:numPr>
+          <w:ilvl w:val="0"/>
+          <w:numId w:val="2"/>
+        </w:numPr>
+        <w:spacing w:after="0"/>
+      </w:pPr>
+      <w:r>
+        <w:rPr>
+          <w:rFonts w:ascii="Arial" w:cs="Arial" w:eastAsia="Arial" w:hAnsi="Arial"/>
+          <w:sz w:val="22"/>
+          <w:szCs w:val="22"/>
+        </w:rPr>
+        <w:t xml:space="preserve">RADAR - Sans objet sur CM 170.</w:t>
       </w:r>
     </w:p>
     <w:p>
@@ -9309,7 +9285,7 @@
           <w:sz w:val="22"/>
           <w:szCs w:val="22"/>
         </w:rPr>
-        <w:t xml:space="preserve">Interdiction de tir au sol — Un contacteur, commandé par l’ouverture de la trappe de train avant, coupe toute l’installation lorsque ce train est sorti et en particulier lorsque l’avion est au sol. Un shunt est prévu pour les essais au sol.</w:t>
+        <w:t xml:space="preserve">Interdiction de tir au sol - Un contacteur, commandé par l’ouverture de la trappe de train avant, coupe toute l’installation lorsque ce train est sorti et en particulier lorsque l’avion est au sol. Un shunt est prévu pour les essais au sol.</w:t>
       </w:r>
     </w:p>
     <w:p>
@@ -9397,7 +9373,7 @@
           <w:sz w:val="20"/>
           <w:szCs w:val="20"/>
         </w:rPr>
-        <w:t xml:space="preserve">— FIN DE LA SECTION I (CHAPITRE I) —</w:t>
+        <w:t xml:space="preserve">- FIN DE LA SECTION I (CHAPITRE I) -</w:t>
       </w:r>
     </w:p>
     <w:sectPr>
